--- a/docs/entregables/15_plan-pruebas.docx
+++ b/docs/entregables/15_plan-pruebas.docx
@@ -3045,7 +3045,7 @@
               <w:rPr>
                 <w:sz w:val="19"/>
               </w:rPr>
-              <w:t xml:space="preserve"> capas deterministas; </w:t>
+              <w:t xml:space="preserve"> INY-03, 04, 07 y 09; </w:t>
             </w:r>
             <w:r>
               <w:rPr>
@@ -3058,7 +3058,7 @@
               <w:rPr>
                 <w:sz w:val="19"/>
               </w:rPr>
-              <w:t xml:space="preserve"> con el modelo real</w:t>
+              <w:t xml:space="preserve"> desvío de familia contra el modelo real</w:t>
             </w:r>
           </w:p>
         </w:tc>
